--- a/ModelAcc_rand_42.docx
+++ b/ModelAcc_rand_42.docx
@@ -14,72 +14,6 @@
       <w:pPr>
         <w:spacing w:after="0"/>
       </w:pPr>
-      <w:proofErr w:type="spellStart"/>
-      <w:r>
-        <w:t>UndefinedMetricWarning</w:t>
-      </w:r>
-      <w:proofErr w:type="spellEnd"/>
-      <w:r>
-        <w:t>: Precision is ill-defined and being set to 0.0 in labels with no predicted samples. Use `</w:t>
-      </w:r>
-      <w:proofErr w:type="spellStart"/>
-      <w:r>
-        <w:t>zero_division</w:t>
-      </w:r>
-      <w:proofErr w:type="spellEnd"/>
-      <w:r>
-        <w:t xml:space="preserve">` parameter to control this </w:t>
-      </w:r>
-      <w:proofErr w:type="spellStart"/>
-      <w:r>
-        <w:t>behavior</w:t>
-      </w:r>
-      <w:proofErr w:type="spellEnd"/>
-      <w:r>
-        <w:t>.</w:t>
-      </w:r>
-    </w:p>
-    <w:p>
-      <w:pPr>
-        <w:spacing w:after="0"/>
-      </w:pPr>
-    </w:p>
-    <w:p>
-      <w:pPr>
-        <w:spacing w:after="0"/>
-      </w:pPr>
-      <w:r>
-        <w:t xml:space="preserve">  _</w:t>
-      </w:r>
-      <w:proofErr w:type="spellStart"/>
-      <w:r>
-        <w:t>warn_prf</w:t>
-      </w:r>
-      <w:proofErr w:type="spellEnd"/>
-      <w:r>
-        <w:t>(average, modifier, f"{</w:t>
-      </w:r>
-      <w:proofErr w:type="spellStart"/>
-      <w:r>
-        <w:t>metric.capitalize</w:t>
-      </w:r>
-      <w:proofErr w:type="spellEnd"/>
-      <w:r>
-        <w:t xml:space="preserve">()} is", </w:t>
-      </w:r>
-      <w:proofErr w:type="spellStart"/>
-      <w:r>
-        <w:t>result.shape</w:t>
-      </w:r>
-      <w:proofErr w:type="spellEnd"/>
-      <w:r>
-        <w:t>[0])</w:t>
-      </w:r>
-    </w:p>
-    <w:p>
-      <w:pPr>
-        <w:spacing w:after="0"/>
-      </w:pPr>
       <w:r>
         <w:t xml:space="preserve">              precision    recall  f1-score   support</w:t>
       </w:r>
@@ -88,6 +22,11 @@
       <w:pPr>
         <w:spacing w:after="0"/>
       </w:pPr>
+    </w:p>
+    <w:p>
+      <w:pPr>
+        <w:spacing w:after="0"/>
+      </w:pPr>
       <w:r>
         <w:t xml:space="preserve">        road       0.00      0.00      0.00         3</w:t>
       </w:r>
@@ -191,6 +130,11 @@
       <w:pPr>
         <w:spacing w:after="0"/>
       </w:pPr>
+    </w:p>
+    <w:p>
+      <w:pPr>
+        <w:spacing w:after="0"/>
+      </w:pPr>
       <w:r>
         <w:t xml:space="preserve">        road       0.00      0.00      0.00         3</w:t>
       </w:r>
@@ -273,8 +217,170 @@
       <w:pPr>
         <w:spacing w:after="0"/>
       </w:pPr>
-      <w:r>
-        <w:t>Logistic Regression accuracy: 0.667</w:t>
+      <w:proofErr w:type="spellStart"/>
+      <w:r>
+        <w:t>Request_text</w:t>
+      </w:r>
+      <w:proofErr w:type="spellEnd"/>
+      <w:r>
+        <w:t xml:space="preserve"> True category Predicted Category</w:t>
+      </w:r>
+    </w:p>
+    <w:p>
+      <w:pPr>
+        <w:spacing w:after="0"/>
+      </w:pPr>
+      <w:r>
+        <w:t xml:space="preserve">green waste bags split open and rubbish has scattered on footpath         waste              </w:t>
+      </w:r>
+      <w:proofErr w:type="spellStart"/>
+      <w:r>
+        <w:t>waste</w:t>
+      </w:r>
+      <w:proofErr w:type="spellEnd"/>
+    </w:p>
+    <w:p>
+      <w:pPr>
+        <w:spacing w:after="0"/>
+      </w:pPr>
+      <w:r>
+        <w:t xml:space="preserve">          graffiti on community centre wall has offensive wording        safety             </w:t>
+      </w:r>
+      <w:proofErr w:type="spellStart"/>
+      <w:r>
+        <w:t>safety</w:t>
+      </w:r>
+      <w:proofErr w:type="spellEnd"/>
+    </w:p>
+    <w:p>
+      <w:pPr>
+        <w:spacing w:after="0"/>
+      </w:pPr>
+      <w:r>
+        <w:t xml:space="preserve">                    bus shelter glass panel cracked and dangerous        safety             </w:t>
+      </w:r>
+      <w:proofErr w:type="spellStart"/>
+      <w:r>
+        <w:t>safety</w:t>
+      </w:r>
+      <w:proofErr w:type="spellEnd"/>
+    </w:p>
+    <w:p>
+      <w:pPr>
+        <w:spacing w:after="0"/>
+      </w:pPr>
+      <w:r>
+        <w:t xml:space="preserve">         deep crack forming on footpath beside the primary school          road             safety</w:t>
+      </w:r>
+    </w:p>
+    <w:p>
+      <w:pPr>
+        <w:spacing w:after="0"/>
+      </w:pPr>
+      <w:r>
+        <w:t xml:space="preserve">               overhanging branch above the footpath looks unsafe        safety             </w:t>
+      </w:r>
+      <w:proofErr w:type="spellStart"/>
+      <w:r>
+        <w:t>safety</w:t>
+      </w:r>
+      <w:proofErr w:type="spellEnd"/>
+    </w:p>
+    <w:p>
+      <w:pPr>
+        <w:spacing w:after="0"/>
+      </w:pPr>
+      <w:r>
+        <w:t xml:space="preserve">               standing water near play area may be a health risk         water              </w:t>
+      </w:r>
+      <w:proofErr w:type="spellStart"/>
+      <w:r>
+        <w:t>water</w:t>
+      </w:r>
+      <w:proofErr w:type="spellEnd"/>
+    </w:p>
+    <w:p>
+      <w:pPr>
+        <w:spacing w:after="0"/>
+      </w:pPr>
+      <w:r>
+        <w:t xml:space="preserve">  mud and water pooling across the shared path after every shower         water              </w:t>
+      </w:r>
+      <w:proofErr w:type="spellStart"/>
+      <w:r>
+        <w:t>water</w:t>
+      </w:r>
+      <w:proofErr w:type="spellEnd"/>
+    </w:p>
+    <w:p>
+      <w:pPr>
+        <w:spacing w:after="0"/>
+      </w:pPr>
+      <w:r>
+        <w:t xml:space="preserve">   dumped household items have been left beside the reserve fence         waste             safety</w:t>
+      </w:r>
+    </w:p>
+    <w:p>
+      <w:pPr>
+        <w:spacing w:after="0"/>
+      </w:pPr>
+      <w:r>
+        <w:t xml:space="preserve">      blocked culvert causing water to back up along the roadside         water              </w:t>
+      </w:r>
+      <w:proofErr w:type="spellStart"/>
+      <w:r>
+        <w:t>water</w:t>
+      </w:r>
+      <w:proofErr w:type="spellEnd"/>
+    </w:p>
+    <w:p>
+      <w:pPr>
+        <w:spacing w:after="0"/>
+      </w:pPr>
+      <w:r>
+        <w:t xml:space="preserve">       overflowing bin near bus stop is attracting birds and mess         waste              </w:t>
+      </w:r>
+      <w:proofErr w:type="spellStart"/>
+      <w:r>
+        <w:t>waste</w:t>
+      </w:r>
+      <w:proofErr w:type="spellEnd"/>
+    </w:p>
+    <w:p>
+      <w:pPr>
+        <w:spacing w:after="0"/>
+      </w:pPr>
+      <w:r>
+        <w:t xml:space="preserve">               footpath surface has lifted and is becoming uneven          road              water</w:t>
+      </w:r>
+    </w:p>
+    <w:p>
+      <w:pPr>
+        <w:spacing w:after="0"/>
+      </w:pPr>
+      <w:r>
+        <w:t xml:space="preserve">  stormwater grate is loose and making loud noise when buses pass          road             safety</w:t>
+      </w:r>
+    </w:p>
+    <w:p>
+      <w:pPr>
+        <w:spacing w:after="0"/>
+      </w:pPr>
+    </w:p>
+    <w:p>
+      <w:pPr>
+        <w:spacing w:after="0"/>
+      </w:pPr>
+      <w:r>
+        <w:t>Rand1:</w:t>
+      </w:r>
+    </w:p>
+    <w:p>
+      <w:pPr>
+        <w:spacing w:after="0"/>
+      </w:pPr>
+      <w:r>
+        <w:t>Logistic Regression accuracy: 0.500</w:t>
       </w:r>
     </w:p>
     <w:p>
@@ -303,36 +409,36 @@
         <w:spacing w:after="0"/>
       </w:pPr>
       <w:r>
-        <w:t xml:space="preserve">      safety       0.50      1.00      0.67         3</w:t>
-      </w:r>
-    </w:p>
-    <w:p>
-      <w:pPr>
-        <w:spacing w:after="0"/>
-      </w:pPr>
-      <w:r>
-        <w:t xml:space="preserve">       waste       1.00      0.67      0.80         3</w:t>
-      </w:r>
-    </w:p>
-    <w:p>
-      <w:pPr>
-        <w:spacing w:after="0"/>
-      </w:pPr>
-      <w:r>
-        <w:t xml:space="preserve">       water       0.75      1.00      0.86         3</w:t>
-      </w:r>
-    </w:p>
-    <w:p>
-      <w:pPr>
-        <w:spacing w:after="0"/>
-      </w:pPr>
-    </w:p>
-    <w:p>
-      <w:pPr>
-        <w:spacing w:after="0"/>
-      </w:pPr>
-      <w:r>
-        <w:t xml:space="preserve">    accuracy                           0.67        12</w:t>
+        <w:t xml:space="preserve">      safety       0.50      0.67      0.57         3</w:t>
+      </w:r>
+    </w:p>
+    <w:p>
+      <w:pPr>
+        <w:spacing w:after="0"/>
+      </w:pPr>
+      <w:r>
+        <w:t xml:space="preserve">       waste       0.50      1.00      0.67         3</w:t>
+      </w:r>
+    </w:p>
+    <w:p>
+      <w:pPr>
+        <w:spacing w:after="0"/>
+      </w:pPr>
+      <w:r>
+        <w:t xml:space="preserve">       water       1.00      0.33      0.50         3</w:t>
+      </w:r>
+    </w:p>
+    <w:p>
+      <w:pPr>
+        <w:spacing w:after="0"/>
+      </w:pPr>
+    </w:p>
+    <w:p>
+      <w:pPr>
+        <w:spacing w:after="0"/>
+      </w:pPr>
+      <w:r>
+        <w:t xml:space="preserve">    accuracy                           0.50        12</w:t>
       </w:r>
     </w:p>
     <w:p>
@@ -348,7 +454,7 @@
       </w:r>
       <w:proofErr w:type="spellEnd"/>
       <w:r>
-        <w:t xml:space="preserve">       0.56      0.67      0.58        12</w:t>
+        <w:t xml:space="preserve">       0.50      0.50      0.43        12</w:t>
       </w:r>
     </w:p>
     <w:p>
@@ -364,117 +470,155 @@
       </w:r>
       <w:proofErr w:type="spellEnd"/>
       <w:r>
-        <w:t xml:space="preserve">       0.56      0.67      0.58        12</w:t>
-      </w:r>
-    </w:p>
-    <w:p>
-      <w:pPr>
-        <w:spacing w:after="0"/>
-      </w:pPr>
-    </w:p>
-    <w:p>
-      <w:pPr>
-        <w:spacing w:after="0"/>
-      </w:pPr>
-      <w:proofErr w:type="spellStart"/>
-      <w:r>
-        <w:t>MultinomialNB</w:t>
-      </w:r>
-      <w:proofErr w:type="spellEnd"/>
-      <w:r>
-        <w:t xml:space="preserve"> accuracy: 0.583</w:t>
-      </w:r>
-    </w:p>
-    <w:p>
-      <w:pPr>
-        <w:spacing w:after="0"/>
-      </w:pPr>
-      <w:r>
-        <w:t xml:space="preserve">              precision    recall  f1-score   support</w:t>
-      </w:r>
-    </w:p>
-    <w:p>
-      <w:pPr>
-        <w:spacing w:after="0"/>
-      </w:pPr>
-    </w:p>
-    <w:p>
-      <w:pPr>
-        <w:spacing w:after="0"/>
-      </w:pPr>
-      <w:r>
-        <w:lastRenderedPageBreak/>
-        <w:t xml:space="preserve">        road       0.00      0.00      0.00         3</w:t>
-      </w:r>
-    </w:p>
-    <w:p>
-      <w:pPr>
-        <w:spacing w:after="0"/>
-      </w:pPr>
-      <w:r>
-        <w:t xml:space="preserve">      safety       0.50      0.67      0.57         3</w:t>
-      </w:r>
-    </w:p>
-    <w:p>
-      <w:pPr>
-        <w:spacing w:after="0"/>
-      </w:pPr>
-      <w:r>
-        <w:t xml:space="preserve">       waste       1.00      0.67      0.80         3</w:t>
-      </w:r>
-    </w:p>
-    <w:p>
-      <w:pPr>
-        <w:spacing w:after="0"/>
-      </w:pPr>
-      <w:r>
-        <w:t xml:space="preserve">       water       0.60      1.00      0.75         3</w:t>
-      </w:r>
-    </w:p>
-    <w:p>
-      <w:pPr>
-        <w:spacing w:after="0"/>
-      </w:pPr>
-    </w:p>
-    <w:p>
-      <w:pPr>
-        <w:spacing w:after="0"/>
-      </w:pPr>
-      <w:r>
-        <w:t xml:space="preserve">    accuracy                           0.58        12</w:t>
-      </w:r>
-    </w:p>
-    <w:p>
-      <w:pPr>
-        <w:spacing w:after="0"/>
-      </w:pPr>
-      <w:r>
-        <w:t xml:space="preserve">   macro </w:t>
-      </w:r>
-      <w:proofErr w:type="spellStart"/>
-      <w:r>
-        <w:t>avg</w:t>
-      </w:r>
-      <w:proofErr w:type="spellEnd"/>
-      <w:r>
-        <w:t xml:space="preserve">       0.53      0.58      0.53        12</w:t>
-      </w:r>
-    </w:p>
-    <w:p>
-      <w:pPr>
-        <w:spacing w:after="0"/>
-      </w:pPr>
-      <w:r>
-        <w:t xml:space="preserve">weighted </w:t>
-      </w:r>
-      <w:proofErr w:type="spellStart"/>
-      <w:r>
-        <w:t>avg</w:t>
-      </w:r>
-      <w:proofErr w:type="spellEnd"/>
-      <w:r>
-        <w:t xml:space="preserve">       0.53      0.58      0.53        12</w:t>
-      </w:r>
+        <w:t xml:space="preserve">       0.50      0.50      0.43        12</w:t>
+      </w:r>
+    </w:p>
+    <w:p>
+      <w:pPr>
+        <w:spacing w:after="0"/>
+      </w:pPr>
+    </w:p>
+    <w:p>
+      <w:pPr>
+        <w:spacing w:after="0"/>
+      </w:pPr>
+      <w:r>
+        <w:t xml:space="preserve">                                                        </w:t>
+      </w:r>
+      <w:proofErr w:type="spellStart"/>
+      <w:r>
+        <w:t>Request_text</w:t>
+      </w:r>
+      <w:proofErr w:type="spellEnd"/>
+      <w:r>
+        <w:t xml:space="preserve"> True category Predicted Category</w:t>
+      </w:r>
+    </w:p>
+    <w:p>
+      <w:pPr>
+        <w:spacing w:after="0"/>
+      </w:pPr>
+      <w:r>
+        <w:t xml:space="preserve">          household rubbish dumped beside reserve entrance overnight         waste              </w:t>
+      </w:r>
+      <w:proofErr w:type="spellStart"/>
+      <w:r>
+        <w:t>waste</w:t>
+      </w:r>
+      <w:proofErr w:type="spellEnd"/>
+    </w:p>
+    <w:p>
+      <w:pPr>
+        <w:spacing w:after="0"/>
+      </w:pPr>
+      <w:r>
+        <w:t xml:space="preserve">                  footpath surface has lifted and is becoming uneven          road             safety</w:t>
+      </w:r>
+    </w:p>
+    <w:p>
+      <w:pPr>
+        <w:spacing w:after="0"/>
+      </w:pPr>
+      <w:r>
+        <w:t xml:space="preserve">          faded lane markings are difficult to follow in wet weather          road             safety</w:t>
+      </w:r>
+    </w:p>
+    <w:p>
+      <w:pPr>
+        <w:spacing w:after="0"/>
+      </w:pPr>
+      <w:r>
+        <w:t xml:space="preserve">          overflowing bin near bus stop is attracting birds and mess         waste              </w:t>
+      </w:r>
+      <w:proofErr w:type="spellStart"/>
+      <w:r>
+        <w:t>waste</w:t>
+      </w:r>
+      <w:proofErr w:type="spellEnd"/>
+    </w:p>
+    <w:p>
+      <w:pPr>
+        <w:spacing w:after="0"/>
+      </w:pPr>
+      <w:r>
+        <w:t xml:space="preserve">                 continuous dripping from council tap in the reserve         water              waste</w:t>
+      </w:r>
+    </w:p>
+    <w:p>
+      <w:pPr>
+        <w:spacing w:after="0"/>
+      </w:pPr>
+      <w:r>
+        <w:t xml:space="preserve">             graffiti on community centre wall has offensive wording        safety             </w:t>
+      </w:r>
+      <w:proofErr w:type="spellStart"/>
+      <w:r>
+        <w:t>safety</w:t>
+      </w:r>
+      <w:proofErr w:type="spellEnd"/>
+    </w:p>
+    <w:p>
+      <w:pPr>
+        <w:spacing w:after="0"/>
+      </w:pPr>
+      <w:r>
+        <w:t xml:space="preserve">      leak from irrigation line in park has created slippery surface         water              waste</w:t>
+      </w:r>
+    </w:p>
+    <w:p>
+      <w:pPr>
+        <w:spacing w:after="0"/>
+      </w:pPr>
+      <w:r>
+        <w:t>road marking at the roundabout has faded and is hard to see at night          road              waste</w:t>
+      </w:r>
+    </w:p>
+    <w:p>
+      <w:pPr>
+        <w:spacing w:after="0"/>
+      </w:pPr>
+      <w:r>
+        <w:t xml:space="preserve">                  standing water near play area may be a health risk         water              </w:t>
+      </w:r>
+      <w:proofErr w:type="spellStart"/>
+      <w:r>
+        <w:t>water</w:t>
+      </w:r>
+      <w:proofErr w:type="spellEnd"/>
+    </w:p>
+    <w:p>
+      <w:pPr>
+        <w:spacing w:after="0"/>
+      </w:pPr>
+      <w:r>
+        <w:t xml:space="preserve">        loose paving stones at entrance to library are a trip hazard        safety               road</w:t>
+      </w:r>
+    </w:p>
+    <w:p>
+      <w:pPr>
+        <w:spacing w:after="0"/>
+      </w:pPr>
+      <w:r>
+        <w:t xml:space="preserve">         playground gate does not close properly and opens onto road        safety             </w:t>
+      </w:r>
+      <w:proofErr w:type="spellStart"/>
+      <w:r>
+        <w:t>safety</w:t>
+      </w:r>
+      <w:proofErr w:type="spellEnd"/>
+    </w:p>
+    <w:p>
+      <w:pPr>
+        <w:spacing w:after="0"/>
+      </w:pPr>
+      <w:r>
+        <w:t xml:space="preserve">                    dog waste bin is full and smell is getting worse         waste              </w:t>
+      </w:r>
+      <w:proofErr w:type="spellStart"/>
+      <w:r>
+        <w:t>waste</w:t>
+      </w:r>
+      <w:proofErr w:type="spellEnd"/>
     </w:p>
     <w:sectPr>
       <w:pgSz w:w="11906" w:h="16838"/>
